--- a/사업계획서_Shortify_최종.docx
+++ b/사업계획서_Shortify_최종.docx
@@ -13,7 +13,7 @@
           <w:b/>
           <w:sz w:val="36"/>
         </w:rPr>
-        <w:t>2025년도 예비창업패키지 사업계획서</w:t>
+        <w:t>2026년도 예비창업패키지 사업계획서</w:t>
       </w:r>
     </w:p>
     <w:p>
@@ -247,7 +247,7 @@
                 <w:rFonts w:ascii="맑은 고딕" w:hAnsi="맑은 고딕" w:eastAsia="맑은 고딕"/>
                 <w:sz w:val="18"/>
               </w:rPr>
-              <w:t>2025년 상반기</w:t>
+              <w:t>2026년 상반기</w:t>
             </w:r>
           </w:p>
         </w:tc>
@@ -1036,7 +1036,7 @@
       <w:r>
         <w:drawing>
           <wp:inline xmlns:a="http://schemas.openxmlformats.org/drawingml/2006/main" xmlns:pic="http://schemas.openxmlformats.org/drawingml/2006/picture">
-            <wp:extent cx="5040000" cy="2835000"/>
+            <wp:extent cx="5852160" cy="3291840"/>
             <wp:docPr id="1" name="Picture 1"/>
             <wp:cNvGraphicFramePr>
               <a:graphicFrameLocks noChangeAspect="1"/>
@@ -1091,7 +1091,7 @@
       <w:r>
         <w:drawing>
           <wp:inline xmlns:a="http://schemas.openxmlformats.org/drawingml/2006/main" xmlns:pic="http://schemas.openxmlformats.org/drawingml/2006/picture">
-            <wp:extent cx="4680000" cy="2632500"/>
+            <wp:extent cx="5852160" cy="3291840"/>
             <wp:docPr id="2" name="Picture 2"/>
             <wp:cNvGraphicFramePr>
               <a:graphicFrameLocks noChangeAspect="1"/>
@@ -1199,7 +1199,7 @@
       <w:r>
         <w:drawing>
           <wp:inline xmlns:a="http://schemas.openxmlformats.org/drawingml/2006/main" xmlns:pic="http://schemas.openxmlformats.org/drawingml/2006/picture">
-            <wp:extent cx="5040000" cy="2835000"/>
+            <wp:extent cx="5852160" cy="3291840"/>
             <wp:docPr id="3" name="Picture 3"/>
             <wp:cNvGraphicFramePr>
               <a:graphicFrameLocks noChangeAspect="1"/>
@@ -1315,11 +1315,12 @@
       <w:pPr>
         <w:spacing w:before="80" w:after="40"/>
         <w:jc w:val="center"/>
+        <w:pageBreakBefore/>
       </w:pPr>
       <w:r>
         <w:drawing>
           <wp:inline xmlns:a="http://schemas.openxmlformats.org/drawingml/2006/main" xmlns:pic="http://schemas.openxmlformats.org/drawingml/2006/picture">
-            <wp:extent cx="4680000" cy="2632500"/>
+            <wp:extent cx="5852160" cy="3291840"/>
             <wp:docPr id="4" name="Picture 4"/>
             <wp:cNvGraphicFramePr>
               <a:graphicFrameLocks noChangeAspect="1"/>
@@ -1496,7 +1497,7 @@
                 <w:rFonts w:ascii="맑은 고딕" w:hAnsi="맑은 고딕" w:eastAsia="맑은 고딕"/>
                 <w:sz w:val="18"/>
               </w:rPr>
-              <w:t>25.04 ~ 25.06</w:t>
+              <w:t>26.04 ~ 26.06</w:t>
             </w:r>
           </w:p>
         </w:tc>
@@ -1554,7 +1555,7 @@
                 <w:rFonts w:ascii="맑은 고딕" w:hAnsi="맑은 고딕" w:eastAsia="맑은 고딕"/>
                 <w:sz w:val="18"/>
               </w:rPr>
-              <w:t>25.05 ~ 25.07</w:t>
+              <w:t>26.05 ~ 26.07</w:t>
             </w:r>
           </w:p>
         </w:tc>
@@ -1612,7 +1613,7 @@
                 <w:rFonts w:ascii="맑은 고딕" w:hAnsi="맑은 고딕" w:eastAsia="맑은 고딕"/>
                 <w:sz w:val="18"/>
               </w:rPr>
-              <w:t>25.06 ~ 25.07</w:t>
+              <w:t>26.06 ~ 26.07</w:t>
             </w:r>
           </w:p>
         </w:tc>
@@ -1670,7 +1671,7 @@
                 <w:rFonts w:ascii="맑은 고딕" w:hAnsi="맑은 고딕" w:eastAsia="맑은 고딕"/>
                 <w:sz w:val="18"/>
               </w:rPr>
-              <w:t>25.06 ~ 25.09</w:t>
+              <w:t>26.06 ~ 26.09</w:t>
             </w:r>
           </w:p>
         </w:tc>
@@ -1728,7 +1729,7 @@
                 <w:rFonts w:ascii="맑은 고딕" w:hAnsi="맑은 고딕" w:eastAsia="맑은 고딕"/>
                 <w:sz w:val="18"/>
               </w:rPr>
-              <w:t>25.09</w:t>
+              <w:t>26.09</w:t>
             </w:r>
           </w:p>
         </w:tc>
@@ -1869,7 +1870,21 @@
                 <w:rFonts w:ascii="맑은 고딕" w:hAnsi="맑은 고딕" w:eastAsia="맑은 고딕"/>
                 <w:sz w:val="18"/>
               </w:rPr>
-              <w:t>클라우드 인프라 구축 비용 (AWS EC2·S3·RDS)</w:t>
+              <w:t>MVP 개발환경 AWS 인프라 구축(EC2·S3·RDS) + 도메인·SSL</w:t>
+            </w:r>
+          </w:p>
+        </w:tc>
+        <w:tc>
+          <w:tcPr>
+            <w:tcW w:type="dxa" w:w="2351"/>
+          </w:tcPr>
+          <w:p>
+            <w:r>
+              <w:rPr>
+                <w:rFonts w:ascii="맑은 고딕" w:hAnsi="맑은 고딕" w:eastAsia="맑은 고딕"/>
+                <w:sz w:val="18"/>
+              </w:rPr>
+              <w:t>4,000,000</w:t>
             </w:r>
           </w:p>
         </w:tc>
@@ -1884,20 +1899,6 @@
                 <w:sz w:val="18"/>
               </w:rPr>
               <w:t>3,000,000</w:t>
-            </w:r>
-          </w:p>
-        </w:tc>
-        <w:tc>
-          <w:tcPr>
-            <w:tcW w:type="dxa" w:w="2351"/>
-          </w:tcPr>
-          <w:p>
-            <w:r>
-              <w:rPr>
-                <w:rFonts w:ascii="맑은 고딕" w:hAnsi="맑은 고딕" w:eastAsia="맑은 고딕"/>
-                <w:sz w:val="18"/>
-              </w:rPr>
-              <w:t>5,000,000</w:t>
             </w:r>
           </w:p>
         </w:tc>
@@ -1941,7 +1942,7 @@
                 <w:rFonts w:ascii="맑은 고딕" w:hAnsi="맑은 고딕" w:eastAsia="맑은 고딕"/>
                 <w:sz w:val="18"/>
               </w:rPr>
-              <w:t>5,000,000</w:t>
+              <w:t>8,000,000</w:t>
             </w:r>
           </w:p>
         </w:tc>
@@ -1955,7 +1956,7 @@
                 <w:rFonts w:ascii="맑은 고딕" w:hAnsi="맑은 고딕" w:eastAsia="맑은 고딕"/>
                 <w:sz w:val="18"/>
               </w:rPr>
-              <w:t>8,000,000</w:t>
+              <w:t>7,000,000</w:t>
             </w:r>
           </w:p>
         </w:tc>
@@ -1999,7 +2000,7 @@
                 <w:rFonts w:ascii="맑은 고딕" w:hAnsi="맑은 고딕" w:eastAsia="맑은 고딕"/>
                 <w:sz w:val="18"/>
               </w:rPr>
-              <w:t>4,000,000</w:t>
+              <w:t>5,000,000</w:t>
             </w:r>
           </w:p>
         </w:tc>
@@ -2071,7 +2072,7 @@
                 <w:rFonts w:ascii="맑은 고딕" w:hAnsi="맑은 고딕" w:eastAsia="맑은 고딕"/>
                 <w:sz w:val="18"/>
               </w:rPr>
-              <w:t>5,000,000</w:t>
+              <w:t>3,000,000</w:t>
             </w:r>
           </w:p>
         </w:tc>
@@ -2114,7 +2115,7 @@
                 <w:rFonts w:ascii="맑은 고딕" w:hAnsi="맑은 고딕" w:eastAsia="맑은 고딕"/>
                 <w:sz w:val="18"/>
               </w:rPr>
-              <w:t>15,000,000</w:t>
+              <w:t>20,000,000</w:t>
             </w:r>
           </w:p>
         </w:tc>
@@ -2128,7 +2129,7 @@
                 <w:rFonts w:ascii="맑은 고딕" w:hAnsi="맑은 고딕" w:eastAsia="맑은 고딕"/>
                 <w:sz w:val="18"/>
               </w:rPr>
-              <w:t>25,000,000</w:t>
+              <w:t>20,000,000</w:t>
             </w:r>
           </w:p>
         </w:tc>
@@ -2200,7 +2201,7 @@
       <w:r>
         <w:drawing>
           <wp:inline xmlns:a="http://schemas.openxmlformats.org/drawingml/2006/main" xmlns:pic="http://schemas.openxmlformats.org/drawingml/2006/picture">
-            <wp:extent cx="5040000" cy="2835000"/>
+            <wp:extent cx="5852160" cy="3291840"/>
             <wp:docPr id="5" name="Picture 5"/>
             <wp:cNvGraphicFramePr>
               <a:graphicFrameLocks noChangeAspect="1"/>
@@ -2281,7 +2282,7 @@
       <w:r>
         <w:drawing>
           <wp:inline xmlns:a="http://schemas.openxmlformats.org/drawingml/2006/main" xmlns:pic="http://schemas.openxmlformats.org/drawingml/2006/picture">
-            <wp:extent cx="5040000" cy="2835000"/>
+            <wp:extent cx="5852160" cy="3291840"/>
             <wp:docPr id="6" name="Picture 6"/>
             <wp:cNvGraphicFramePr>
               <a:graphicFrameLocks noChangeAspect="1"/>
@@ -2326,6 +2327,111 @@
           <w:sz w:val="17"/>
         </w:rPr>
         <w:t>▲ [그림 6] 거대한 틈새시장을 선점하는 Niche to Mass 레버리지 전략</w:t>
+      </w:r>
+    </w:p>
+    <w:p>
+      <w:pPr/>
+      <w:r>
+        <w:rPr>
+          <w:b/>
+        </w:rPr>
+        <w:t xml:space="preserve">3) [비장의 무기] 기존 플랫폼 &amp; SaaS v1 무력화: Shortify 3중 경쟁 헤징 구조</w:t>
+      </w:r>
+    </w:p>
+    <w:p>
+      <w:pPr/>
+      <w:r>
+        <w:rPr/>
+        <w:t xml:space="preserve">글로벌 범용 AI 플랫폼(Heygen·Runway·Sora·Pika 등)과 클릭 기반 단순 SaaS v1 툴들은 각각 치명적인 구조적 한계를 가집니다. Shortify는 이 한계를 '기능 추가'가 아닌 '비즈니스 레이어 자체의 전환'으로 원천 봉쇄합니다.</w:t>
+      </w:r>
+    </w:p>
+    <w:p>
+      <w:pPr/>
+      <w:r>
+        <w:rPr/>
+        <w:t xml:space="preserve"/>
+      </w:r>
+    </w:p>
+    <w:p>
+      <w:pPr/>
+      <w:r>
+        <w:rPr>
+          <w:b/>
+          <w:color w:val="1F4E79"/>
+        </w:rPr>
+        <w:t xml:space="preserve">◆ [헤징 레이어 1] 플랫폼 → 인프라: 기존 업체가 절대 넘어올 수 없는 비즈니스 모델 해자</w:t>
+      </w:r>
+    </w:p>
+    <w:p>
+      <w:pPr/>
+      <w:r>
+        <w:rPr/>
+        <w:t xml:space="preserve">기존 플랫폼들은 인간이 UI를 조작해 콘텐츠를 만드는 'SaaS v1 툴'입니다. Shortify는 고객사 쇼핑몰 DB에 직결하여 신상품 등록 즉시 자동 생성·배포하는 'B2B 커머스 인프라(AX)'입니다. Heygen이 아무리 고도화해도 '쇼핑몰 DB API 직결 → Zero-Click 자동화'를 구현하려면 자신들의 소비자 SaaS 비즈니스 모델 자체를 포기해야 합니다. 이것은 기능의 차이가 아닌, 비즈니스 레이어 자체가 다른 구조입니다.</w:t>
+      </w:r>
+    </w:p>
+    <w:p>
+      <w:pPr/>
+      <w:r>
+        <w:rPr/>
+        <w:t xml:space="preserve"/>
+      </w:r>
+    </w:p>
+    <w:p>
+      <w:pPr/>
+      <w:r>
+        <w:rPr>
+          <w:b/>
+          <w:color w:val="1F4E79"/>
+        </w:rPr>
+        <w:t xml:space="preserve">◆ [헤징 레이어 2] 데이터 독점: 경쟁자가 3~5년을 투자해도 복제 불가한 AI 학습 자산</w:t>
+      </w:r>
+    </w:p>
+    <w:p>
+      <w:pPr/>
+      <w:r>
+        <w:rPr/>
+        <w:t xml:space="preserve">Shortify는 사용할수록 개별 고객사의 브랜드 패턴·성과 데이터(ROAS, CTR, 전환율)가 벡터 DB에 독점 축적됩니다. 이 데이터로 AI가 해당 브랜드에 최적화된 예측 모델을 지속 재학습합니다. 경쟁사가 완전히 동일한 기능을 런칭하더라도, '이미 12개월치 학습이 완료된 Shortify의 정확도'를 이기려면 최소 1~2년의 추가 데이터 축적 기간이 필요합니다. 데이터 플라이휠이 가동되는 순간, 진입 장벽은 기술 스펙이 아닌 시간이 됩니다.</w:t>
+      </w:r>
+    </w:p>
+    <w:p>
+      <w:pPr/>
+      <w:r>
+        <w:rPr/>
+        <w:t xml:space="preserve"/>
+      </w:r>
+    </w:p>
+    <w:p>
+      <w:pPr/>
+      <w:r>
+        <w:rPr>
+          <w:b/>
+          <w:color w:val="1F4E79"/>
+        </w:rPr>
+        <w:t xml:space="preserve">◆ [헤징 레이어 3] 화이트라벨 에이전시 락인: 대행사 1곳 = 브랜드 30~50곳 동시 잠금</w:t>
+      </w:r>
+    </w:p>
+    <w:p>
+      <w:pPr/>
+      <w:r>
+        <w:rPr/>
+        <w:t xml:space="preserve">대행사 1곳에 화이트라벨을 제공하는 순간, 그 대행사가 관리하는 평균 30~50개 브랜드 전체가 Shortify 생태계에 편입됩니다. 경쟁자가 대행사를 빼앗으려면 50개 브랜드 전체의 데이터 마이그레이션·AI 재학습 비용을 동시에 감당해야 합니다. 이 구조적 전환 비용(Switching Cost)은 수억 원 규모로, 사실상 이탈이 불가능한 B2B 생태계 Lock-in이 완성됩니다.</w:t>
+      </w:r>
+    </w:p>
+    <w:p>
+      <w:pPr/>
+      <w:r>
+        <w:rPr/>
+        <w:t xml:space="preserve"/>
+      </w:r>
+    </w:p>
+    <w:p>
+      <w:pPr/>
+      <w:r>
+        <w:rPr>
+          <w:b/>
+          <w:color w:val="C00000"/>
+        </w:rPr>
+        <w:t xml:space="preserve">★ 심사위원께: 기존 플랫폼이 Shortify를 따라오려면 ① 비즈니스 모델 전환 + ② 수년치 데이터 재축적 + ③ 대행사 네트워크 재구축의 3중 장벽을 동시에 돌파해야 합니다. Shortify는 단순한 AI 툴이 아닌, 경쟁이 구조적으로 불가능한 B2B 커머스 인프라 독점 사업입니다.</w:t>
       </w:r>
     </w:p>
     <w:p>
@@ -2375,7 +2481,7 @@
       <w:r>
         <w:drawing>
           <wp:inline xmlns:a="http://schemas.openxmlformats.org/drawingml/2006/main" xmlns:pic="http://schemas.openxmlformats.org/drawingml/2006/picture">
-            <wp:extent cx="5040000" cy="2835000"/>
+            <wp:extent cx="5852160" cy="3291840"/>
             <wp:docPr id="7" name="Picture 7"/>
             <wp:cNvGraphicFramePr>
               <a:graphicFrameLocks noChangeAspect="1"/>
@@ -2456,7 +2562,7 @@
       <w:r>
         <w:drawing>
           <wp:inline xmlns:a="http://schemas.openxmlformats.org/drawingml/2006/main" xmlns:pic="http://schemas.openxmlformats.org/drawingml/2006/picture">
-            <wp:extent cx="5040000" cy="2835000"/>
+            <wp:extent cx="5852160" cy="3291840"/>
             <wp:docPr id="8" name="Picture 8"/>
             <wp:cNvGraphicFramePr>
               <a:graphicFrameLocks noChangeAspect="1"/>
@@ -2526,7 +2632,7 @@
           <w:b w:val="0"/>
           <w:sz w:val="20"/>
         </w:rPr>
-        <w:t>예창패 협약 기간 내 핵심 마일스톤인 초기 대행사 파트너 10곳 및 화이트라벨 확장을 통해 월 매출 1천만 원(BEP)을 조기 달성합니다. 이 유닛 이코노믹스 지표를 무기로 즉각 Seed 라운드(5억 원 규모) 투자유치를 추진하고, 2026년 내 Series A(30억 원+)를 통해 동남아 시장에 진출합니다.</w:t>
+        <w:t>예창패 협약 기간 내 핵심 마일스톤인 초기 대행사 파트너 10곳 및 화이트라벨 확장을 통해 월 매출 1천만 원(BEP)을 조기 달성합니다. 이 유닛 이코노믹스 지표를 무기로 즉각 Seed 라운드(5억 원 규모) 투자유치를 추진하고, 2027년 내 Series A(30억 원+)를 통해 동남아 시장에 진출합니다.</w:t>
       </w:r>
     </w:p>
     <w:p>
@@ -2537,7 +2643,7 @@
       <w:r>
         <w:drawing>
           <wp:inline xmlns:a="http://schemas.openxmlformats.org/drawingml/2006/main" xmlns:pic="http://schemas.openxmlformats.org/drawingml/2006/picture">
-            <wp:extent cx="5040000" cy="2835000"/>
+            <wp:extent cx="5852160" cy="3291840"/>
             <wp:docPr id="9" name="Picture 9"/>
             <wp:cNvGraphicFramePr>
               <a:graphicFrameLocks noChangeAspect="1"/>
@@ -2592,7 +2698,7 @@
       <w:r>
         <w:drawing>
           <wp:inline xmlns:a="http://schemas.openxmlformats.org/drawingml/2006/main" xmlns:pic="http://schemas.openxmlformats.org/drawingml/2006/picture">
-            <wp:extent cx="4680000" cy="2632500"/>
+            <wp:extent cx="5852160" cy="3291840"/>
             <wp:docPr id="10" name="Picture 10"/>
             <wp:cNvGraphicFramePr>
               <a:graphicFrameLocks noChangeAspect="1"/>
@@ -2755,7 +2861,7 @@
                 <w:rFonts w:ascii="맑은 고딕" w:hAnsi="맑은 고딕" w:eastAsia="맑은 고딕"/>
                 <w:sz w:val="18"/>
               </w:rPr>
-              <w:t>2025 Q2~Q3</w:t>
+              <w:t>2026 Q2~Q3</w:t>
             </w:r>
           </w:p>
         </w:tc>
@@ -2813,7 +2919,7 @@
                 <w:rFonts w:ascii="맑은 고딕" w:hAnsi="맑은 고딕" w:eastAsia="맑은 고딕"/>
                 <w:sz w:val="18"/>
               </w:rPr>
-              <w:t>2025 Q4</w:t>
+              <w:t>2026 Q4</w:t>
             </w:r>
           </w:p>
         </w:tc>
@@ -2871,7 +2977,7 @@
                 <w:rFonts w:ascii="맑은 고딕" w:hAnsi="맑은 고딕" w:eastAsia="맑은 고딕"/>
                 <w:sz w:val="18"/>
               </w:rPr>
-              <w:t>2026 Q1~Q2</w:t>
+              <w:t>2027 Q1~Q2</w:t>
             </w:r>
           </w:p>
         </w:tc>
@@ -2929,7 +3035,7 @@
                 <w:rFonts w:ascii="맑은 고딕" w:hAnsi="맑은 고딕" w:eastAsia="맑은 고딕"/>
                 <w:sz w:val="18"/>
               </w:rPr>
-              <w:t>2026 Q3~</w:t>
+              <w:t>2027 Q3~</w:t>
             </w:r>
           </w:p>
         </w:tc>
@@ -3055,7 +3161,7 @@
       <w:r>
         <w:drawing>
           <wp:inline xmlns:a="http://schemas.openxmlformats.org/drawingml/2006/main" xmlns:pic="http://schemas.openxmlformats.org/drawingml/2006/picture">
-            <wp:extent cx="5040000" cy="2835000"/>
+            <wp:extent cx="5852160" cy="3291840"/>
             <wp:docPr id="11" name="Picture 11"/>
             <wp:cNvGraphicFramePr>
               <a:graphicFrameLocks noChangeAspect="1"/>
